--- a/Collatio/8/1. Textos/2. Limpios/8-D.docx
+++ b/Collatio/8/1. Textos/2. Limpios/8-D.docx
@@ -1,18 +1,18 @@
 
 <file path=word/document.xml><?xml version="1.0" encoding="utf-8"?>
-<w:document xmlns:wpc="http://schemas.microsoft.com/office/word/2010/wordprocessingCanvas" xmlns:cx="http://schemas.microsoft.com/office/drawing/2014/chartex" xmlns:cx1="http://schemas.microsoft.com/office/drawing/2015/9/8/chartex" xmlns:cx2="http://schemas.microsoft.com/office/drawing/2015/10/21/chartex" xmlns:cx3="http://schemas.microsoft.com/office/drawing/2016/5/9/chartex" xmlns:cx4="http://schemas.microsoft.com/office/drawing/2016/5/10/chartex" xmlns:cx5="http://schemas.microsoft.com/office/drawing/2016/5/11/chartex" xmlns:cx6="http://schemas.microsoft.com/office/drawing/2016/5/12/chartex" xmlns:cx7="http://schemas.microsoft.com/office/drawing/2016/5/13/chartex" xmlns:cx8="http://schemas.microsoft.com/office/drawing/2016/5/14/chartex" xmlns:mc="http://schemas.openxmlformats.org/markup-compatibility/2006" xmlns:aink="http://schemas.microsoft.com/office/drawing/2016/ink" xmlns:am3d="http://schemas.microsoft.com/office/drawing/2017/model3d" xmlns:o="urn:schemas-microsoft-com:office:office" xmlns:oel="http://schemas.microsoft.com/office/2019/extlst" xmlns:r="http://schemas.openxmlformats.org/officeDocument/2006/relationships" xmlns:m="http://schemas.openxmlformats.org/officeDocument/2006/math" xmlns:v="urn:schemas-microsoft-com:vml" xmlns:wp14="http://schemas.microsoft.com/office/word/2010/wordprocessingDrawing" xmlns:wp="http://schemas.openxmlformats.org/drawingml/2006/wordprocessingDrawing" xmlns:w10="urn:schemas-microsoft-com:office:word" xmlns:w="http://schemas.openxmlformats.org/wordprocessingml/2006/main" xmlns:w14="http://schemas.microsoft.com/office/word/2010/wordml" xmlns:w15="http://schemas.microsoft.com/office/word/2012/wordml" xmlns:w16cex="http://schemas.microsoft.com/office/word/2018/wordml/cex" xmlns:w16cid="http://schemas.microsoft.com/office/word/2016/wordml/cid" xmlns:w16="http://schemas.microsoft.com/office/word/2018/wordml" xmlns:w16sdtdh="http://schemas.microsoft.com/office/word/2020/wordml/sdtdatahash" xmlns:w16se="http://schemas.microsoft.com/office/word/2015/wordml/symex" xmlns:wpg="http://schemas.microsoft.com/office/word/2010/wordprocessingGroup" xmlns:wpi="http://schemas.microsoft.com/office/word/2010/wordprocessingInk" xmlns:wne="http://schemas.microsoft.com/office/word/2006/wordml" xmlns:wps="http://schemas.microsoft.com/office/word/2010/wordprocessingShape" mc:Ignorable="w14 w15 w16se w16cid w16 w16cex w16sdtdh wp14">
+<w:document xmlns:wpc="http://schemas.microsoft.com/office/word/2010/wordprocessingCanvas" xmlns:cx="http://schemas.microsoft.com/office/drawing/2014/chartex" xmlns:cx1="http://schemas.microsoft.com/office/drawing/2015/9/8/chartex" xmlns:cx2="http://schemas.microsoft.com/office/drawing/2015/10/21/chartex" xmlns:cx3="http://schemas.microsoft.com/office/drawing/2016/5/9/chartex" xmlns:cx4="http://schemas.microsoft.com/office/drawing/2016/5/10/chartex" xmlns:cx5="http://schemas.microsoft.com/office/drawing/2016/5/11/chartex" xmlns:cx6="http://schemas.microsoft.com/office/drawing/2016/5/12/chartex" xmlns:cx7="http://schemas.microsoft.com/office/drawing/2016/5/13/chartex" xmlns:cx8="http://schemas.microsoft.com/office/drawing/2016/5/14/chartex" xmlns:mc="http://schemas.openxmlformats.org/markup-compatibility/2006" xmlns:aink="http://schemas.microsoft.com/office/drawing/2016/ink" xmlns:am3d="http://schemas.microsoft.com/office/drawing/2017/model3d" xmlns:o="urn:schemas-microsoft-com:office:office" xmlns:oel="http://schemas.microsoft.com/office/2019/extlst" xmlns:r="http://schemas.openxmlformats.org/officeDocument/2006/relationships" xmlns:m="http://schemas.openxmlformats.org/officeDocument/2006/math" xmlns:v="urn:schemas-microsoft-com:vml" xmlns:wp14="http://schemas.microsoft.com/office/word/2010/wordprocessingDrawing" xmlns:wp="http://schemas.openxmlformats.org/drawingml/2006/wordprocessingDrawing" xmlns:w10="urn:schemas-microsoft-com:office:word" xmlns:w="http://schemas.openxmlformats.org/wordprocessingml/2006/main" xmlns:w14="http://schemas.microsoft.com/office/word/2010/wordml" xmlns:w15="http://schemas.microsoft.com/office/word/2012/wordml" xmlns:w16cex="http://schemas.microsoft.com/office/word/2018/wordml/cex" xmlns:w16cid="http://schemas.microsoft.com/office/word/2016/wordml/cid" xmlns:w16="http://schemas.microsoft.com/office/word/2018/wordml" xmlns:w16du="http://schemas.microsoft.com/office/word/2023/wordml/word16du" xmlns:w16sdtdh="http://schemas.microsoft.com/office/word/2020/wordml/sdtdatahash" xmlns:w16sdtfl="http://schemas.microsoft.com/office/word/2024/wordml/sdtformatlock" xmlns:w16se="http://schemas.microsoft.com/office/word/2015/wordml/symex" xmlns:wpg="http://schemas.microsoft.com/office/word/2010/wordprocessingGroup" xmlns:wpi="http://schemas.microsoft.com/office/word/2010/wordprocessingInk" xmlns:wne="http://schemas.microsoft.com/office/word/2006/wordml" xmlns:wps="http://schemas.microsoft.com/office/word/2010/wordprocessingShape" mc:Ignorable="w14 w15 w16se w16cid w16 w16cex w16sdtdh w16sdtfl w16du wp14">
   <w:body>
     <w:p>
       <w:pPr>
         <w:rPr>
-          <w:rFonts w:ascii="Garamond" w:hAnsi="Garamond"/>
+          <w:rFonts w:ascii="Brill" w:hAnsi="Brill"/>
           <w:lang w:val="es-ES"/>
         </w:rPr>
       </w:pPr>
       <w:proofErr w:type="spellStart"/>
       <w:r>
         <w:rPr>
-          <w:rFonts w:ascii="Garamond" w:hAnsi="Garamond"/>
+          <w:rFonts w:ascii="Brill" w:hAnsi="Brill"/>
           <w:lang w:val="es-ES"/>
         </w:rPr>
         <w:t>asi</w:t>
@@ -20,7 +20,7 @@
       <w:proofErr w:type="spellEnd"/>
       <w:r>
         <w:rPr>
-          <w:rFonts w:ascii="Garamond" w:hAnsi="Garamond"/>
+          <w:rFonts w:ascii="Brill" w:hAnsi="Brill"/>
           <w:lang w:val="es-ES"/>
         </w:rPr>
         <w:t xml:space="preserve"> </w:t>
@@ -28,7 +28,7 @@
       <w:proofErr w:type="spellStart"/>
       <w:r>
         <w:rPr>
-          <w:rFonts w:ascii="Garamond" w:hAnsi="Garamond"/>
+          <w:rFonts w:ascii="Brill" w:hAnsi="Brill"/>
           <w:lang w:val="es-ES"/>
         </w:rPr>
         <w:t>enbia</w:t>
@@ -36,31 +36,15 @@
       <w:proofErr w:type="spellEnd"/>
       <w:r>
         <w:rPr>
-          <w:rFonts w:ascii="Garamond" w:hAnsi="Garamond"/>
-          <w:lang w:val="es-ES"/>
-        </w:rPr>
-        <w:t xml:space="preserve"> luego su </w:t>
-      </w:r>
-      <w:proofErr w:type="spellStart"/>
-      <w:r>
-        <w:rPr>
-          <w:rFonts w:ascii="Garamond" w:hAnsi="Garamond"/>
-          <w:lang w:val="es-ES"/>
-        </w:rPr>
-        <w:t>vertud</w:t>
-      </w:r>
-      <w:proofErr w:type="spellEnd"/>
-      <w:r>
-        <w:rPr>
-          <w:rFonts w:ascii="Garamond" w:hAnsi="Garamond"/>
-          <w:lang w:val="es-ES"/>
-        </w:rPr>
-        <w:t xml:space="preserve"> por que se </w:t>
-      </w:r>
-      <w:proofErr w:type="spellStart"/>
-      <w:r>
-        <w:rPr>
-          <w:rFonts w:ascii="Garamond" w:hAnsi="Garamond"/>
+          <w:rFonts w:ascii="Brill" w:hAnsi="Brill"/>
+          <w:lang w:val="es-ES"/>
+        </w:rPr>
+        <w:t xml:space="preserve"> luego su vertud por que se </w:t>
+      </w:r>
+      <w:proofErr w:type="spellStart"/>
+      <w:r>
+        <w:rPr>
+          <w:rFonts w:ascii="Brill" w:hAnsi="Brill"/>
           <w:lang w:val="es-ES"/>
         </w:rPr>
         <w:t>faga</w:t>
@@ -68,7 +52,7 @@
       <w:proofErr w:type="spellEnd"/>
       <w:r>
         <w:rPr>
-          <w:rFonts w:ascii="Garamond" w:hAnsi="Garamond"/>
+          <w:rFonts w:ascii="Brill" w:hAnsi="Brill"/>
           <w:lang w:val="es-ES"/>
         </w:rPr>
         <w:t xml:space="preserve"> e a menester de lo </w:t>
@@ -76,7 +60,7 @@
       <w:proofErr w:type="spellStart"/>
       <w:r>
         <w:rPr>
-          <w:rFonts w:ascii="Garamond" w:hAnsi="Garamond"/>
+          <w:rFonts w:ascii="Brill" w:hAnsi="Brill"/>
           <w:lang w:val="es-ES"/>
         </w:rPr>
         <w:t>conoscer</w:t>
@@ -84,7 +68,7 @@
       <w:proofErr w:type="spellEnd"/>
       <w:r>
         <w:rPr>
-          <w:rFonts w:ascii="Garamond" w:hAnsi="Garamond"/>
+          <w:rFonts w:ascii="Brill" w:hAnsi="Brill"/>
           <w:lang w:val="es-ES"/>
         </w:rPr>
         <w:t xml:space="preserve"> de cada </w:t>
@@ -92,7 +76,7 @@
       <w:proofErr w:type="spellStart"/>
       <w:r>
         <w:rPr>
-          <w:rFonts w:ascii="Garamond" w:hAnsi="Garamond"/>
+          <w:rFonts w:ascii="Brill" w:hAnsi="Brill"/>
           <w:lang w:val="es-ES"/>
         </w:rPr>
         <w:t>dia</w:t>
@@ -100,31 +84,15 @@
       <w:proofErr w:type="spellEnd"/>
       <w:r>
         <w:rPr>
-          <w:rFonts w:ascii="Garamond" w:hAnsi="Garamond"/>
-          <w:lang w:val="es-ES"/>
-        </w:rPr>
-        <w:t xml:space="preserve"> en que lo puedes </w:t>
-      </w:r>
-      <w:proofErr w:type="spellStart"/>
-      <w:r>
-        <w:rPr>
-          <w:rFonts w:ascii="Garamond" w:hAnsi="Garamond"/>
-          <w:lang w:val="es-ES"/>
-        </w:rPr>
-        <w:t>veer</w:t>
-      </w:r>
-      <w:proofErr w:type="spellEnd"/>
-      <w:r>
-        <w:rPr>
-          <w:rFonts w:ascii="Garamond" w:hAnsi="Garamond"/>
-          <w:lang w:val="es-ES"/>
-        </w:rPr>
-        <w:t xml:space="preserve"> que es </w:t>
-      </w:r>
-      <w:proofErr w:type="spellStart"/>
-      <w:r>
-        <w:rPr>
-          <w:rFonts w:ascii="Garamond" w:hAnsi="Garamond"/>
+          <w:rFonts w:ascii="Brill" w:hAnsi="Brill"/>
+          <w:lang w:val="es-ES"/>
+        </w:rPr>
+        <w:t xml:space="preserve"> en que lo puedes veer que es </w:t>
+      </w:r>
+      <w:proofErr w:type="spellStart"/>
+      <w:r>
+        <w:rPr>
+          <w:rFonts w:ascii="Brill" w:hAnsi="Brill"/>
           <w:lang w:val="es-ES"/>
         </w:rPr>
         <w:t>asi</w:t>
@@ -132,31 +100,31 @@
       <w:proofErr w:type="spellEnd"/>
       <w:r>
         <w:rPr>
-          <w:rFonts w:ascii="Garamond" w:hAnsi="Garamond"/>
-          <w:lang w:val="es-ES"/>
-        </w:rPr>
-        <w:t xml:space="preserve"> como yo digo para mientes en el </w:t>
-      </w:r>
-      <w:proofErr w:type="spellStart"/>
-      <w:r>
-        <w:rPr>
-          <w:rFonts w:ascii="Garamond" w:hAnsi="Garamond"/>
-          <w:lang w:val="es-ES"/>
-        </w:rPr>
-        <w:t>ombre</w:t>
-      </w:r>
-      <w:proofErr w:type="spellEnd"/>
-      <w:r>
-        <w:rPr>
-          <w:rFonts w:ascii="Garamond" w:hAnsi="Garamond"/>
-          <w:lang w:val="es-ES"/>
-        </w:rPr>
-        <w:t xml:space="preserve"> que muere su muerte natural o en su cama e veras en el que </w:t>
-      </w:r>
-      <w:proofErr w:type="spellStart"/>
-      <w:r>
-        <w:rPr>
-          <w:rFonts w:ascii="Garamond" w:hAnsi="Garamond"/>
+          <w:rFonts w:ascii="Brill" w:hAnsi="Brill"/>
+          <w:lang w:val="es-ES"/>
+        </w:rPr>
+        <w:t xml:space="preserve"> como yo digo para mientes en el ombre que muere su muerte natural o en su cama </w:t>
+      </w:r>
+      <w:proofErr w:type="gramStart"/>
+      <w:r>
+        <w:rPr>
+          <w:rFonts w:ascii="Brill" w:hAnsi="Brill"/>
+          <w:lang w:val="es-ES"/>
+        </w:rPr>
+        <w:t>e</w:t>
+      </w:r>
+      <w:proofErr w:type="gramEnd"/>
+      <w:r>
+        <w:rPr>
+          <w:rFonts w:ascii="Brill" w:hAnsi="Brill"/>
+          <w:lang w:val="es-ES"/>
+        </w:rPr>
+        <w:t xml:space="preserve"> veras en el que </w:t>
+      </w:r>
+      <w:proofErr w:type="spellStart"/>
+      <w:r>
+        <w:rPr>
+          <w:rFonts w:ascii="Brill" w:hAnsi="Brill"/>
           <w:lang w:val="es-ES"/>
         </w:rPr>
         <w:t>asi</w:t>
@@ -164,7 +132,7 @@
       <w:proofErr w:type="spellEnd"/>
       <w:r>
         <w:rPr>
-          <w:rFonts w:ascii="Garamond" w:hAnsi="Garamond"/>
+          <w:rFonts w:ascii="Brill" w:hAnsi="Brill"/>
           <w:lang w:val="es-ES"/>
         </w:rPr>
         <w:t xml:space="preserve"> como se </w:t>
@@ -172,7 +140,7 @@
       <w:proofErr w:type="spellStart"/>
       <w:r>
         <w:rPr>
-          <w:rFonts w:ascii="Garamond" w:hAnsi="Garamond"/>
+          <w:rFonts w:ascii="Brill" w:hAnsi="Brill"/>
           <w:lang w:val="es-ES"/>
         </w:rPr>
         <w:t>arrinca</w:t>
@@ -180,7 +148,7 @@
       <w:proofErr w:type="spellEnd"/>
       <w:r>
         <w:rPr>
-          <w:rFonts w:ascii="Garamond" w:hAnsi="Garamond"/>
+          <w:rFonts w:ascii="Brill" w:hAnsi="Brill"/>
           <w:lang w:val="es-ES"/>
         </w:rPr>
         <w:t xml:space="preserve"> el alma del </w:t>
@@ -188,7 +156,7 @@
       <w:proofErr w:type="spellStart"/>
       <w:r>
         <w:rPr>
-          <w:rFonts w:ascii="Garamond" w:hAnsi="Garamond"/>
+          <w:rFonts w:ascii="Brill" w:hAnsi="Brill"/>
           <w:lang w:val="es-ES"/>
         </w:rPr>
         <w:t>coraçon</w:t>
@@ -196,15 +164,31 @@
       <w:proofErr w:type="spellEnd"/>
       <w:r>
         <w:rPr>
-          <w:rFonts w:ascii="Garamond" w:hAnsi="Garamond"/>
-          <w:lang w:val="es-ES"/>
-        </w:rPr>
-        <w:t xml:space="preserve"> para salir fuera que </w:t>
-      </w:r>
-      <w:proofErr w:type="spellStart"/>
-      <w:r>
-        <w:rPr>
-          <w:rFonts w:ascii="Garamond" w:hAnsi="Garamond"/>
+          <w:rFonts w:ascii="Brill" w:hAnsi="Brill"/>
+          <w:lang w:val="es-ES"/>
+        </w:rPr>
+        <w:t xml:space="preserve"> para </w:t>
+      </w:r>
+      <w:proofErr w:type="gramStart"/>
+      <w:r>
+        <w:rPr>
+          <w:rFonts w:ascii="Brill" w:hAnsi="Brill"/>
+          <w:lang w:val="es-ES"/>
+        </w:rPr>
+        <w:t>salir fuera</w:t>
+      </w:r>
+      <w:proofErr w:type="gramEnd"/>
+      <w:r>
+        <w:rPr>
+          <w:rFonts w:ascii="Brill" w:hAnsi="Brill"/>
+          <w:lang w:val="es-ES"/>
+        </w:rPr>
+        <w:t xml:space="preserve"> que </w:t>
+      </w:r>
+      <w:proofErr w:type="spellStart"/>
+      <w:r>
+        <w:rPr>
+          <w:rFonts w:ascii="Brill" w:hAnsi="Brill"/>
           <w:lang w:val="es-ES"/>
         </w:rPr>
         <w:t>asi</w:t>
@@ -212,7 +196,7 @@
       <w:proofErr w:type="spellEnd"/>
       <w:r>
         <w:rPr>
-          <w:rFonts w:ascii="Garamond" w:hAnsi="Garamond"/>
+          <w:rFonts w:ascii="Brill" w:hAnsi="Brill"/>
           <w:lang w:val="es-ES"/>
         </w:rPr>
         <w:t xml:space="preserve"> muere luego el cuerpo de las rodillas a yuso e </w:t>
@@ -220,7 +204,7 @@
       <w:proofErr w:type="spellStart"/>
       <w:r>
         <w:rPr>
-          <w:rFonts w:ascii="Garamond" w:hAnsi="Garamond"/>
+          <w:rFonts w:ascii="Brill" w:hAnsi="Brill"/>
           <w:lang w:val="es-ES"/>
         </w:rPr>
         <w:t>quanto</w:t>
@@ -228,7 +212,7 @@
       <w:proofErr w:type="spellEnd"/>
       <w:r>
         <w:rPr>
-          <w:rFonts w:ascii="Garamond" w:hAnsi="Garamond"/>
+          <w:rFonts w:ascii="Brill" w:hAnsi="Brill"/>
           <w:lang w:val="es-ES"/>
         </w:rPr>
         <w:t xml:space="preserve"> </w:t>
@@ -236,7 +220,7 @@
       <w:proofErr w:type="spellStart"/>
       <w:r>
         <w:rPr>
-          <w:rFonts w:ascii="Garamond" w:hAnsi="Garamond"/>
+          <w:rFonts w:ascii="Brill" w:hAnsi="Brill"/>
           <w:lang w:val="es-ES"/>
         </w:rPr>
         <w:t>mas</w:t>
@@ -244,7 +228,7 @@
       <w:proofErr w:type="spellEnd"/>
       <w:r>
         <w:rPr>
-          <w:rFonts w:ascii="Garamond" w:hAnsi="Garamond"/>
+          <w:rFonts w:ascii="Brill" w:hAnsi="Brill"/>
           <w:lang w:val="es-ES"/>
         </w:rPr>
         <w:t xml:space="preserve"> va saliendo tanto </w:t>
@@ -252,7 +236,7 @@
       <w:proofErr w:type="spellStart"/>
       <w:r>
         <w:rPr>
-          <w:rFonts w:ascii="Garamond" w:hAnsi="Garamond"/>
+          <w:rFonts w:ascii="Brill" w:hAnsi="Brill"/>
           <w:lang w:val="es-ES"/>
         </w:rPr>
         <w:t>mas</w:t>
@@ -260,7 +244,7 @@
       <w:proofErr w:type="spellEnd"/>
       <w:r>
         <w:rPr>
-          <w:rFonts w:ascii="Garamond" w:hAnsi="Garamond"/>
+          <w:rFonts w:ascii="Brill" w:hAnsi="Brill"/>
           <w:lang w:val="es-ES"/>
         </w:rPr>
         <w:t xml:space="preserve"> va fincando el cuerpo muerto </w:t>
@@ -268,7 +252,7 @@
       <w:proofErr w:type="spellStart"/>
       <w:r>
         <w:rPr>
-          <w:rFonts w:ascii="Garamond" w:hAnsi="Garamond"/>
+          <w:rFonts w:ascii="Brill" w:hAnsi="Brill"/>
           <w:lang w:val="es-ES"/>
         </w:rPr>
         <w:t>enpos</w:t>
@@ -276,10 +260,42 @@
       <w:proofErr w:type="spellEnd"/>
       <w:r>
         <w:rPr>
-          <w:rFonts w:ascii="Garamond" w:hAnsi="Garamond"/>
-          <w:lang w:val="es-ES"/>
-        </w:rPr>
-        <w:t xml:space="preserve"> ella e finca muy frio e muy pesado</w:t>
+          <w:rFonts w:ascii="Brill" w:hAnsi="Brill"/>
+          <w:lang w:val="es-ES"/>
+        </w:rPr>
+        <w:t xml:space="preserve"> ella </w:t>
+      </w:r>
+      <w:proofErr w:type="gramStart"/>
+      <w:r>
+        <w:rPr>
+          <w:rFonts w:ascii="Brill" w:hAnsi="Brill"/>
+          <w:lang w:val="es-ES"/>
+        </w:rPr>
+        <w:t>e</w:t>
+      </w:r>
+      <w:proofErr w:type="gramEnd"/>
+      <w:r>
+        <w:rPr>
+          <w:rFonts w:ascii="Brill" w:hAnsi="Brill"/>
+          <w:lang w:val="es-ES"/>
+        </w:rPr>
+        <w:t xml:space="preserve"> finca muy frio </w:t>
+      </w:r>
+      <w:proofErr w:type="gramStart"/>
+      <w:r>
+        <w:rPr>
+          <w:rFonts w:ascii="Brill" w:hAnsi="Brill"/>
+          <w:lang w:val="es-ES"/>
+        </w:rPr>
+        <w:t>e</w:t>
+      </w:r>
+      <w:proofErr w:type="gramEnd"/>
+      <w:r>
+        <w:rPr>
+          <w:rFonts w:ascii="Brill" w:hAnsi="Brill"/>
+          <w:lang w:val="es-ES"/>
+        </w:rPr>
+        <w:t xml:space="preserve"> muy pesado</w:t>
       </w:r>
     </w:p>
     <w:sectPr>
@@ -293,7 +309,7 @@
 </file>
 
 <file path=word/styles.xml><?xml version="1.0" encoding="utf-8"?>
-<w:styles xmlns:mc="http://schemas.openxmlformats.org/markup-compatibility/2006" xmlns:r="http://schemas.openxmlformats.org/officeDocument/2006/relationships" xmlns:w="http://schemas.openxmlformats.org/wordprocessingml/2006/main" xmlns:w14="http://schemas.microsoft.com/office/word/2010/wordml" xmlns:w15="http://schemas.microsoft.com/office/word/2012/wordml" xmlns:w16cex="http://schemas.microsoft.com/office/word/2018/wordml/cex" xmlns:w16cid="http://schemas.microsoft.com/office/word/2016/wordml/cid" xmlns:w16="http://schemas.microsoft.com/office/word/2018/wordml" xmlns:w16sdtdh="http://schemas.microsoft.com/office/word/2020/wordml/sdtdatahash" xmlns:w16se="http://schemas.microsoft.com/office/word/2015/wordml/symex" mc:Ignorable="w14 w15 w16se w16cid w16 w16cex w16sdtdh">
+<w:styles xmlns:mc="http://schemas.openxmlformats.org/markup-compatibility/2006" xmlns:r="http://schemas.openxmlformats.org/officeDocument/2006/relationships" xmlns:w="http://schemas.openxmlformats.org/wordprocessingml/2006/main" xmlns:w14="http://schemas.microsoft.com/office/word/2010/wordml" xmlns:w15="http://schemas.microsoft.com/office/word/2012/wordml" xmlns:w16cex="http://schemas.microsoft.com/office/word/2018/wordml/cex" xmlns:w16cid="http://schemas.microsoft.com/office/word/2016/wordml/cid" xmlns:w16="http://schemas.microsoft.com/office/word/2018/wordml" xmlns:w16du="http://schemas.microsoft.com/office/word/2023/wordml/word16du" xmlns:w16sdtdh="http://schemas.microsoft.com/office/word/2020/wordml/sdtdatahash" xmlns:w16sdtfl="http://schemas.microsoft.com/office/word/2024/wordml/sdtformatlock" xmlns:w16se="http://schemas.microsoft.com/office/word/2015/wordml/symex" mc:Ignorable="w14 w15 w16se w16cid w16 w16cex w16sdtdh w16sdtfl w16du">
   <w:docDefaults>
     <w:rPrDefault>
       <w:rPr>
